--- a/C_Language/学习建议.docx
+++ b/C_Language/学习建议.docx
@@ -210,12 +210,14 @@
         </w:numPr>
         <w:ind w:firstLineChars="0"/>
       </w:pPr>
+      <w:proofErr w:type="gramStart"/>
       <w:r>
         <w:rPr>
           <w:rFonts w:hint="eastAsia"/>
         </w:rPr>
         <w:t>构造类型</w:t>
       </w:r>
+      <w:proofErr w:type="gramEnd"/>
     </w:p>
     <w:p>
       <w:pPr>
@@ -260,11 +262,19 @@
         </w:rPr>
         <w:t>（</w:t>
       </w:r>
-      <w:r>
-        <w:rPr>
-          <w:rFonts w:hint="eastAsia"/>
-        </w:rPr>
-        <w:t>gdb, make</w:t>
+      <w:proofErr w:type="spellStart"/>
+      <w:r>
+        <w:rPr>
+          <w:rFonts w:hint="eastAsia"/>
+        </w:rPr>
+        <w:t>gdb</w:t>
+      </w:r>
+      <w:proofErr w:type="spellEnd"/>
+      <w:r>
+        <w:rPr>
+          <w:rFonts w:hint="eastAsia"/>
+        </w:rPr>
+        <w:t>, make</w:t>
       </w:r>
       <w:r>
         <w:rPr>
@@ -281,15 +291,239 @@
           <w:numId w:val="2"/>
         </w:numPr>
         <w:ind w:firstLineChars="0"/>
-        <w:rPr>
-          <w:rFonts w:hint="eastAsia"/>
-        </w:rPr>
-      </w:pPr>
-      <w:r>
-        <w:rPr>
-          <w:rFonts w:hint="eastAsia"/>
-        </w:rPr>
-        <w:t>常用库函数</w:t>
+      </w:pPr>
+      <w:proofErr w:type="gramStart"/>
+      <w:r>
+        <w:rPr>
+          <w:rFonts w:hint="eastAsia"/>
+        </w:rPr>
+        <w:t>常用库</w:t>
+      </w:r>
+      <w:proofErr w:type="gramEnd"/>
+      <w:r>
+        <w:rPr>
+          <w:rFonts w:hint="eastAsia"/>
+        </w:rPr>
+        <w:t>函数</w:t>
+      </w:r>
+    </w:p>
+    <w:p/>
+    <w:p>
+      <w:r>
+        <w:rPr>
+          <w:rFonts w:hint="eastAsia"/>
+        </w:rPr>
+        <w:t>写程序的思路提出要求：</w:t>
+      </w:r>
+    </w:p>
+    <w:p>
+      <w:pPr>
+        <w:pStyle w:val="a3"/>
+        <w:numPr>
+          <w:ilvl w:val="0"/>
+          <w:numId w:val="3"/>
+        </w:numPr>
+        <w:ind w:firstLineChars="0"/>
+      </w:pPr>
+      <w:r>
+        <w:rPr>
+          <w:rFonts w:hint="eastAsia"/>
+        </w:rPr>
+        <w:t>正确包含头文件的重要性</w:t>
+      </w:r>
+    </w:p>
+    <w:p>
+      <w:pPr>
+        <w:pStyle w:val="a3"/>
+        <w:numPr>
+          <w:ilvl w:val="0"/>
+          <w:numId w:val="3"/>
+        </w:numPr>
+        <w:ind w:firstLineChars="0"/>
+      </w:pPr>
+      <w:r>
+        <w:rPr>
+          <w:rFonts w:hint="eastAsia"/>
+        </w:rPr>
+        <w:t>以函数为单位来进行程序的编写</w:t>
+      </w:r>
+    </w:p>
+    <w:p>
+      <w:pPr>
+        <w:pStyle w:val="a3"/>
+        <w:numPr>
+          <w:ilvl w:val="0"/>
+          <w:numId w:val="3"/>
+        </w:numPr>
+        <w:ind w:firstLineChars="0"/>
+      </w:pPr>
+      <w:r>
+        <w:rPr>
+          <w:rFonts w:hint="eastAsia"/>
+        </w:rPr>
+        <w:t>声明部分</w:t>
+      </w:r>
+      <w:r>
+        <w:rPr>
+          <w:rFonts w:hint="eastAsia"/>
+        </w:rPr>
+        <w:t xml:space="preserve"> + </w:t>
+      </w:r>
+      <w:r>
+        <w:rPr>
+          <w:rFonts w:hint="eastAsia"/>
+        </w:rPr>
+        <w:t>实现部分</w:t>
+      </w:r>
+    </w:p>
+    <w:p>
+      <w:pPr>
+        <w:pStyle w:val="a3"/>
+        <w:numPr>
+          <w:ilvl w:val="0"/>
+          <w:numId w:val="3"/>
+        </w:numPr>
+        <w:ind w:firstLineChars="0"/>
+      </w:pPr>
+      <w:r>
+        <w:rPr>
+          <w:rFonts w:hint="eastAsia"/>
+        </w:rPr>
+        <w:t>return 0;</w:t>
+      </w:r>
+    </w:p>
+    <w:p>
+      <w:pPr>
+        <w:pStyle w:val="a3"/>
+        <w:numPr>
+          <w:ilvl w:val="0"/>
+          <w:numId w:val="3"/>
+        </w:numPr>
+        <w:ind w:firstLineChars="0"/>
+      </w:pPr>
+      <w:r>
+        <w:rPr>
+          <w:rFonts w:hint="eastAsia"/>
+        </w:rPr>
+        <w:t>多用空格空行</w:t>
+      </w:r>
+    </w:p>
+    <w:p>
+      <w:pPr>
+        <w:pStyle w:val="a3"/>
+        <w:numPr>
+          <w:ilvl w:val="0"/>
+          <w:numId w:val="3"/>
+        </w:numPr>
+        <w:ind w:firstLineChars="0"/>
+        <w:rPr>
+          <w:rFonts w:hint="eastAsia"/>
+        </w:rPr>
+      </w:pPr>
+      <w:r>
+        <w:rPr>
+          <w:rFonts w:hint="eastAsia"/>
+        </w:rPr>
+        <w:t>添加注释</w:t>
+      </w:r>
+    </w:p>
+    <w:p>
+      <w:pPr>
+        <w:rPr>
+          <w:rFonts w:hint="eastAsia"/>
+        </w:rPr>
+      </w:pPr>
+    </w:p>
+    <w:p>
+      <w:r>
+        <w:rPr>
+          <w:rFonts w:hint="eastAsia"/>
+        </w:rPr>
+        <w:t>区分算法：</w:t>
+      </w:r>
+    </w:p>
+    <w:p>
+      <w:r>
+        <w:rPr>
+          <w:rFonts w:hint="eastAsia"/>
+        </w:rPr>
+        <w:t>算法：解决问题的方法。（流程图，</w:t>
+      </w:r>
+      <w:r>
+        <w:rPr>
+          <w:rFonts w:hint="eastAsia"/>
+        </w:rPr>
+        <w:t>NS</w:t>
+      </w:r>
+      <w:r>
+        <w:rPr>
+          <w:rFonts w:hint="eastAsia"/>
+        </w:rPr>
+        <w:t>图，有限状态机</w:t>
+      </w:r>
+      <w:r>
+        <w:rPr>
+          <w:rFonts w:hint="eastAsia"/>
+        </w:rPr>
+        <w:t>FSM</w:t>
+      </w:r>
+      <w:r>
+        <w:rPr>
+          <w:rFonts w:hint="eastAsia"/>
+        </w:rPr>
+        <w:t>）</w:t>
+      </w:r>
+    </w:p>
+    <w:p>
+      <w:r>
+        <w:rPr>
+          <w:rFonts w:hint="eastAsia"/>
+        </w:rPr>
+        <w:t>程序：用某种语言实现算法</w:t>
+      </w:r>
+    </w:p>
+    <w:p>
+      <w:r>
+        <w:rPr>
+          <w:rFonts w:hint="eastAsia"/>
+        </w:rPr>
+        <w:t>进程：一个程序运行起来就开始占用资源</w:t>
+      </w:r>
+    </w:p>
+    <w:p>
+      <w:pPr>
+        <w:rPr>
+          <w:rFonts w:hint="eastAsia"/>
+        </w:rPr>
+      </w:pPr>
+      <w:r>
+        <w:rPr>
+          <w:rFonts w:hint="eastAsia"/>
+        </w:rPr>
+        <w:t>要求：</w:t>
+      </w:r>
+      <w:r>
+        <w:rPr>
+          <w:rFonts w:hint="eastAsia"/>
+          <w:color w:val="FF0000"/>
+        </w:rPr>
+        <w:t>防止写越界、防止内存泄漏（谁打开谁关闭，谁</w:t>
+      </w:r>
+      <w:proofErr w:type="gramStart"/>
+      <w:r>
+        <w:rPr>
+          <w:rFonts w:hint="eastAsia"/>
+          <w:color w:val="FF0000"/>
+        </w:rPr>
+        <w:t>申请谁释放</w:t>
+      </w:r>
+      <w:proofErr w:type="gramEnd"/>
+      <w:r>
+        <w:rPr>
+          <w:rFonts w:hint="eastAsia"/>
+          <w:color w:val="FF0000"/>
+        </w:rPr>
+        <w:t>）</w:t>
       </w:r>
     </w:p>
     <w:sectPr>
@@ -394,6 +628,95 @@
     </w:lvl>
   </w:abstractNum>
   <w:abstractNum w:abstractNumId="1" w15:restartNumberingAfterBreak="0">
+    <w:nsid w:val="5F5C0ABE"/>
+    <w:multiLevelType w:val="hybridMultilevel"/>
+    <w:tmpl w:val="909C152E"/>
+    <w:lvl w:ilvl="0" w:tplc="1C1CB43A">
+      <w:start w:val="1"/>
+      <w:numFmt w:val="decimal"/>
+      <w:lvlText w:val="%1）"/>
+      <w:lvlJc w:val="left"/>
+      <w:pPr>
+        <w:ind w:left="720" w:hanging="720"/>
+      </w:pPr>
+      <w:rPr>
+        <w:rFonts w:hint="default"/>
+      </w:rPr>
+    </w:lvl>
+    <w:lvl w:ilvl="1" w:tplc="04090019" w:tentative="1">
+      <w:start w:val="1"/>
+      <w:numFmt w:val="lowerLetter"/>
+      <w:lvlText w:val="%2)"/>
+      <w:lvlJc w:val="left"/>
+      <w:pPr>
+        <w:ind w:left="880" w:hanging="440"/>
+      </w:pPr>
+    </w:lvl>
+    <w:lvl w:ilvl="2" w:tplc="0409001B" w:tentative="1">
+      <w:start w:val="1"/>
+      <w:numFmt w:val="lowerRoman"/>
+      <w:lvlText w:val="%3."/>
+      <w:lvlJc w:val="right"/>
+      <w:pPr>
+        <w:ind w:left="1320" w:hanging="440"/>
+      </w:pPr>
+    </w:lvl>
+    <w:lvl w:ilvl="3" w:tplc="0409000F" w:tentative="1">
+      <w:start w:val="1"/>
+      <w:numFmt w:val="decimal"/>
+      <w:lvlText w:val="%4."/>
+      <w:lvlJc w:val="left"/>
+      <w:pPr>
+        <w:ind w:left="1760" w:hanging="440"/>
+      </w:pPr>
+    </w:lvl>
+    <w:lvl w:ilvl="4" w:tplc="04090019" w:tentative="1">
+      <w:start w:val="1"/>
+      <w:numFmt w:val="lowerLetter"/>
+      <w:lvlText w:val="%5)"/>
+      <w:lvlJc w:val="left"/>
+      <w:pPr>
+        <w:ind w:left="2200" w:hanging="440"/>
+      </w:pPr>
+    </w:lvl>
+    <w:lvl w:ilvl="5" w:tplc="0409001B" w:tentative="1">
+      <w:start w:val="1"/>
+      <w:numFmt w:val="lowerRoman"/>
+      <w:lvlText w:val="%6."/>
+      <w:lvlJc w:val="right"/>
+      <w:pPr>
+        <w:ind w:left="2640" w:hanging="440"/>
+      </w:pPr>
+    </w:lvl>
+    <w:lvl w:ilvl="6" w:tplc="0409000F" w:tentative="1">
+      <w:start w:val="1"/>
+      <w:numFmt w:val="decimal"/>
+      <w:lvlText w:val="%7."/>
+      <w:lvlJc w:val="left"/>
+      <w:pPr>
+        <w:ind w:left="3080" w:hanging="440"/>
+      </w:pPr>
+    </w:lvl>
+    <w:lvl w:ilvl="7" w:tplc="04090019" w:tentative="1">
+      <w:start w:val="1"/>
+      <w:numFmt w:val="lowerLetter"/>
+      <w:lvlText w:val="%8)"/>
+      <w:lvlJc w:val="left"/>
+      <w:pPr>
+        <w:ind w:left="3520" w:hanging="440"/>
+      </w:pPr>
+    </w:lvl>
+    <w:lvl w:ilvl="8" w:tplc="0409001B" w:tentative="1">
+      <w:start w:val="1"/>
+      <w:numFmt w:val="lowerRoman"/>
+      <w:lvlText w:val="%9."/>
+      <w:lvlJc w:val="right"/>
+      <w:pPr>
+        <w:ind w:left="3960" w:hanging="440"/>
+      </w:pPr>
+    </w:lvl>
+  </w:abstractNum>
+  <w:abstractNum w:abstractNumId="2" w15:restartNumberingAfterBreak="0">
     <w:nsid w:val="65565B26"/>
     <w:multiLevelType w:val="hybridMultilevel"/>
     <w:tmpl w:val="C6E835FE"/>
@@ -483,10 +806,13 @@
     </w:lvl>
   </w:abstractNum>
   <w:num w:numId="1" w16cid:durableId="237178068">
-    <w:abstractNumId w:val="1"/>
+    <w:abstractNumId w:val="2"/>
   </w:num>
   <w:num w:numId="2" w16cid:durableId="174341266">
     <w:abstractNumId w:val="0"/>
+  </w:num>
+  <w:num w:numId="3" w16cid:durableId="42487132">
+    <w:abstractNumId w:val="1"/>
   </w:num>
 </w:numbering>
 </file>
